--- a/FP/VP527819/Valuation/per_firm/JCE_RFQ_Valuation_IWC-Transport-Audit_Final_Australis.docx
+++ b/FP/VP527819/Valuation/per_firm/JCE_RFQ_Valuation_IWC-Transport-Audit_Final_Australis.docx
@@ -79,7 +79,6 @@
     </w:p>
     <w:tbl>
       <w:tblPr>
-        <w:tblW w:type="auto" w:w="0"/>
         <w:tblLayout w:type="fixed"/>
         <w:tblLook w:firstColumn="1" w:firstRow="1" w:lastColumn="0" w:lastRow="0" w:noHBand="0" w:noVBand="1" w:val="04A0"/>
         <w:tblBorders>
@@ -90,10 +89,12 @@
           <w:insideH w:val="single" w:sz="4" w:color="BFBFBF"/>
           <w:insideV w:val="single" w:sz="4" w:color="BFBFBF"/>
         </w:tblBorders>
+        <w:tblW w:w="9638" w:type="dxa"/>
+        <w:tblLayout w:type="fixed"/>
       </w:tblPr>
       <w:tblGrid>
-        <w:gridCol w:w="4819"/>
-        <w:gridCol w:w="4819"/>
+        <w:gridCol w:w="3012"/>
+        <w:gridCol w:w="6626"/>
       </w:tblGrid>
       <w:tr>
         <w:trPr>
@@ -442,7 +443,6 @@
     </w:p>
     <w:tbl>
       <w:tblPr>
-        <w:tblW w:type="auto" w:w="0"/>
         <w:jc w:val="center"/>
         <w:tblLayout w:type="fixed"/>
         <w:tblLook w:firstColumn="1" w:firstRow="1" w:lastColumn="0" w:lastRow="0" w:noHBand="0" w:noVBand="1" w:val="04A0"/>
@@ -454,12 +454,14 @@
           <w:insideH w:val="single" w:sz="4" w:color="BFBFBF"/>
           <w:insideV w:val="single" w:sz="4" w:color="BFBFBF"/>
         </w:tblBorders>
+        <w:tblW w:w="9637" w:type="dxa"/>
+        <w:tblLayout w:type="fixed"/>
       </w:tblPr>
       <w:tblGrid>
-        <w:gridCol w:w="2409"/>
-        <w:gridCol w:w="2409"/>
-        <w:gridCol w:w="2409"/>
-        <w:gridCol w:w="2409"/>
+        <w:gridCol w:w="4190"/>
+        <w:gridCol w:w="2514"/>
+        <w:gridCol w:w="1844"/>
+        <w:gridCol w:w="1089"/>
       </w:tblGrid>
       <w:tr>
         <w:trPr>
@@ -635,7 +637,6 @@
           </w:tcPr>
           <w:p>
             <w:pPr>
-              <w:keepNext/>
               <w:spacing w:after="20"/>
             </w:pPr>
             <w:r/>
@@ -654,7 +655,6 @@
           </w:tcPr>
           <w:p>
             <w:pPr>
-              <w:keepNext/>
               <w:spacing w:after="20"/>
             </w:pPr>
             <w:r/>
@@ -673,7 +673,6 @@
           </w:tcPr>
           <w:p>
             <w:pPr>
-              <w:keepNext/>
               <w:spacing w:after="20"/>
             </w:pPr>
             <w:r/>
@@ -692,7 +691,6 @@
           </w:tcPr>
           <w:p>
             <w:pPr>
-              <w:keepNext/>
               <w:spacing w:after="20"/>
             </w:pPr>
             <w:r/>
@@ -715,7 +713,6 @@
           </w:tcPr>
           <w:p>
             <w:pPr>
-              <w:keepNext/>
               <w:spacing w:after="20"/>
             </w:pPr>
             <w:r/>
@@ -733,7 +730,6 @@
           </w:tcPr>
           <w:p>
             <w:pPr>
-              <w:keepNext/>
               <w:spacing w:after="20"/>
             </w:pPr>
             <w:r/>
@@ -751,7 +747,6 @@
           </w:tcPr>
           <w:p>
             <w:pPr>
-              <w:keepNext/>
               <w:spacing w:after="20"/>
             </w:pPr>
             <w:r/>
@@ -769,7 +764,6 @@
           </w:tcPr>
           <w:p>
             <w:pPr>
-              <w:keepNext/>
               <w:spacing w:after="20"/>
             </w:pPr>
             <w:r/>
@@ -793,7 +787,6 @@
           </w:tcPr>
           <w:p>
             <w:pPr>
-              <w:keepNext/>
               <w:spacing w:after="20"/>
             </w:pPr>
             <w:r/>
@@ -812,7 +805,6 @@
           </w:tcPr>
           <w:p>
             <w:pPr>
-              <w:keepNext/>
               <w:spacing w:after="20"/>
             </w:pPr>
             <w:r/>
@@ -831,7 +823,6 @@
           </w:tcPr>
           <w:p>
             <w:pPr>
-              <w:keepNext/>
               <w:spacing w:after="20"/>
             </w:pPr>
             <w:r/>
@@ -850,7 +841,6 @@
           </w:tcPr>
           <w:p>
             <w:pPr>
-              <w:keepNext/>
               <w:spacing w:after="20"/>
             </w:pPr>
             <w:r/>
@@ -873,7 +863,6 @@
           </w:tcPr>
           <w:p>
             <w:pPr>
-              <w:keepNext/>
               <w:spacing w:after="20"/>
             </w:pPr>
             <w:r/>
@@ -891,7 +880,6 @@
           </w:tcPr>
           <w:p>
             <w:pPr>
-              <w:keepNext/>
               <w:spacing w:after="20"/>
             </w:pPr>
             <w:r/>
@@ -909,7 +897,6 @@
           </w:tcPr>
           <w:p>
             <w:pPr>
-              <w:keepNext/>
               <w:spacing w:after="20"/>
             </w:pPr>
             <w:r/>
@@ -927,7 +914,6 @@
           </w:tcPr>
           <w:p>
             <w:pPr>
-              <w:keepNext/>
               <w:spacing w:after="20"/>
             </w:pPr>
             <w:r/>
@@ -951,7 +937,6 @@
           </w:tcPr>
           <w:p>
             <w:pPr>
-              <w:keepNext/>
               <w:spacing w:after="20"/>
             </w:pPr>
             <w:r/>
@@ -970,7 +955,6 @@
           </w:tcPr>
           <w:p>
             <w:pPr>
-              <w:keepNext/>
               <w:spacing w:after="20"/>
             </w:pPr>
             <w:r/>
@@ -989,7 +973,6 @@
           </w:tcPr>
           <w:p>
             <w:pPr>
-              <w:keepNext/>
               <w:spacing w:after="20"/>
             </w:pPr>
             <w:r/>
@@ -1008,7 +991,6 @@
           </w:tcPr>
           <w:p>
             <w:pPr>
-              <w:keepNext/>
               <w:spacing w:after="20"/>
             </w:pPr>
             <w:r/>
@@ -1031,7 +1013,6 @@
           </w:tcPr>
           <w:p>
             <w:pPr>
-              <w:keepNext/>
               <w:spacing w:after="20"/>
             </w:pPr>
             <w:r/>
@@ -1049,7 +1030,6 @@
           </w:tcPr>
           <w:p>
             <w:pPr>
-              <w:keepNext/>
               <w:spacing w:after="20"/>
             </w:pPr>
             <w:r/>
@@ -1067,7 +1047,6 @@
           </w:tcPr>
           <w:p>
             <w:pPr>
-              <w:keepNext/>
               <w:spacing w:after="20"/>
             </w:pPr>
             <w:r/>
@@ -1085,7 +1064,6 @@
           </w:tcPr>
           <w:p>
             <w:pPr>
-              <w:keepNext/>
               <w:spacing w:after="20"/>
             </w:pPr>
             <w:r/>
@@ -1109,7 +1087,6 @@
           </w:tcPr>
           <w:p>
             <w:pPr>
-              <w:keepNext/>
               <w:spacing w:after="20"/>
             </w:pPr>
             <w:r/>
@@ -1128,7 +1105,6 @@
           </w:tcPr>
           <w:p>
             <w:pPr>
-              <w:keepNext/>
               <w:spacing w:after="20"/>
             </w:pPr>
             <w:r/>
@@ -1147,7 +1123,6 @@
           </w:tcPr>
           <w:p>
             <w:pPr>
-              <w:keepNext/>
               <w:spacing w:after="20"/>
             </w:pPr>
             <w:r/>
@@ -1166,7 +1141,6 @@
           </w:tcPr>
           <w:p>
             <w:pPr>
-              <w:keepNext/>
               <w:spacing w:after="20"/>
             </w:pPr>
             <w:r/>
@@ -1189,7 +1163,6 @@
           </w:tcPr>
           <w:p>
             <w:pPr>
-              <w:keepNext/>
               <w:spacing w:after="20"/>
             </w:pPr>
             <w:r/>
@@ -1207,7 +1180,6 @@
           </w:tcPr>
           <w:p>
             <w:pPr>
-              <w:keepNext/>
               <w:spacing w:after="20"/>
             </w:pPr>
             <w:r/>
@@ -1225,7 +1197,6 @@
           </w:tcPr>
           <w:p>
             <w:pPr>
-              <w:keepNext/>
               <w:spacing w:after="20"/>
             </w:pPr>
             <w:r/>
@@ -1243,7 +1214,6 @@
           </w:tcPr>
           <w:p>
             <w:pPr>
-              <w:keepNext/>
               <w:spacing w:after="20"/>
             </w:pPr>
             <w:r/>
@@ -1267,7 +1237,6 @@
           </w:tcPr>
           <w:p>
             <w:pPr>
-              <w:keepNext/>
               <w:spacing w:after="20"/>
             </w:pPr>
             <w:r/>
@@ -1286,7 +1255,6 @@
           </w:tcPr>
           <w:p>
             <w:pPr>
-              <w:keepNext/>
               <w:spacing w:after="20"/>
             </w:pPr>
             <w:r/>
@@ -1305,7 +1273,6 @@
           </w:tcPr>
           <w:p>
             <w:pPr>
-              <w:keepNext/>
               <w:spacing w:after="20"/>
             </w:pPr>
             <w:r/>
@@ -1324,7 +1291,6 @@
           </w:tcPr>
           <w:p>
             <w:pPr>
-              <w:keepNext/>
               <w:spacing w:after="20"/>
             </w:pPr>
             <w:r/>
@@ -1347,7 +1313,6 @@
           </w:tcPr>
           <w:p>
             <w:pPr>
-              <w:keepNext/>
               <w:spacing w:after="20"/>
             </w:pPr>
             <w:r/>
@@ -1365,7 +1330,6 @@
           </w:tcPr>
           <w:p>
             <w:pPr>
-              <w:keepNext/>
               <w:spacing w:after="20"/>
             </w:pPr>
             <w:r/>
@@ -1383,7 +1347,6 @@
           </w:tcPr>
           <w:p>
             <w:pPr>
-              <w:keepNext/>
               <w:spacing w:after="20"/>
             </w:pPr>
             <w:r/>
@@ -1401,7 +1364,6 @@
           </w:tcPr>
           <w:p>
             <w:pPr>
-              <w:keepNext/>
               <w:spacing w:after="20"/>
             </w:pPr>
             <w:r/>
@@ -1425,7 +1387,6 @@
           </w:tcPr>
           <w:p>
             <w:pPr>
-              <w:keepNext/>
               <w:spacing w:after="20"/>
             </w:pPr>
             <w:r/>
@@ -1444,7 +1405,6 @@
           </w:tcPr>
           <w:p>
             <w:pPr>
-              <w:keepNext/>
               <w:spacing w:after="20"/>
             </w:pPr>
             <w:r/>
@@ -1463,7 +1423,6 @@
           </w:tcPr>
           <w:p>
             <w:pPr>
-              <w:keepNext/>
               <w:spacing w:after="20"/>
             </w:pPr>
             <w:r/>
@@ -1482,7 +1441,6 @@
           </w:tcPr>
           <w:p>
             <w:pPr>
-              <w:keepNext/>
               <w:spacing w:after="20"/>
             </w:pPr>
             <w:r/>
@@ -1505,7 +1463,6 @@
           </w:tcPr>
           <w:p>
             <w:pPr>
-              <w:keepNext/>
               <w:spacing w:after="20"/>
             </w:pPr>
             <w:r/>
@@ -1523,7 +1480,6 @@
           </w:tcPr>
           <w:p>
             <w:pPr>
-              <w:keepNext/>
               <w:spacing w:after="20"/>
             </w:pPr>
             <w:r/>
@@ -1541,7 +1497,6 @@
           </w:tcPr>
           <w:p>
             <w:pPr>
-              <w:keepNext/>
               <w:spacing w:after="20"/>
             </w:pPr>
             <w:r/>
@@ -1559,7 +1514,6 @@
           </w:tcPr>
           <w:p>
             <w:pPr>
-              <w:keepNext/>
               <w:spacing w:after="20"/>
             </w:pPr>
             <w:r/>
@@ -1583,7 +1537,6 @@
           </w:tcPr>
           <w:p>
             <w:pPr>
-              <w:keepNext/>
               <w:spacing w:after="20"/>
             </w:pPr>
             <w:r/>
@@ -1602,7 +1555,6 @@
           </w:tcPr>
           <w:p>
             <w:pPr>
-              <w:keepNext/>
               <w:spacing w:after="20"/>
             </w:pPr>
             <w:r/>
@@ -1621,7 +1573,6 @@
           </w:tcPr>
           <w:p>
             <w:pPr>
-              <w:keepNext/>
               <w:spacing w:after="20"/>
             </w:pPr>
             <w:r/>
@@ -1640,7 +1591,6 @@
           </w:tcPr>
           <w:p>
             <w:pPr>
-              <w:keepNext/>
               <w:spacing w:after="20"/>
             </w:pPr>
             <w:r/>
@@ -1868,7 +1818,6 @@
     </w:p>
     <w:tbl>
       <w:tblPr>
-        <w:tblW w:type="auto" w:w="0"/>
         <w:jc w:val="center"/>
         <w:tblLayout w:type="fixed"/>
         <w:tblLook w:firstColumn="1" w:firstRow="1" w:lastColumn="0" w:lastRow="0" w:noHBand="0" w:noVBand="1" w:val="04A0"/>
@@ -1880,10 +1829,12 @@
           <w:insideH w:val="single" w:sz="4" w:color="BFBFBF"/>
           <w:insideV w:val="single" w:sz="4" w:color="BFBFBF"/>
         </w:tblBorders>
+        <w:tblW w:w="9638" w:type="dxa"/>
+        <w:tblLayout w:type="fixed"/>
       </w:tblPr>
       <w:tblGrid>
-        <w:gridCol w:w="4819"/>
-        <w:gridCol w:w="4819"/>
+        <w:gridCol w:w="5783"/>
+        <w:gridCol w:w="3855"/>
       </w:tblGrid>
       <w:tr>
         <w:trPr>
@@ -1983,7 +1934,6 @@
           </w:tcPr>
           <w:p>
             <w:pPr>
-              <w:keepNext/>
               <w:spacing w:after="20"/>
             </w:pPr>
             <w:r/>
@@ -2002,7 +1952,6 @@
           </w:tcPr>
           <w:p>
             <w:pPr>
-              <w:keepNext/>
               <w:spacing w:after="20"/>
             </w:pPr>
             <w:r/>
@@ -2025,7 +1974,6 @@
           </w:tcPr>
           <w:p>
             <w:pPr>
-              <w:keepNext/>
               <w:spacing w:after="20"/>
             </w:pPr>
             <w:r/>
@@ -2043,7 +1991,6 @@
           </w:tcPr>
           <w:p>
             <w:pPr>
-              <w:keepNext/>
               <w:spacing w:after="20"/>
             </w:pPr>
             <w:r/>
@@ -2067,7 +2014,6 @@
           </w:tcPr>
           <w:p>
             <w:pPr>
-              <w:keepNext/>
               <w:spacing w:after="20"/>
             </w:pPr>
             <w:r/>
@@ -2086,7 +2032,6 @@
           </w:tcPr>
           <w:p>
             <w:pPr>
-              <w:keepNext/>
               <w:spacing w:after="20"/>
             </w:pPr>
             <w:r/>
@@ -2109,7 +2054,6 @@
           </w:tcPr>
           <w:p>
             <w:pPr>
-              <w:keepNext/>
               <w:spacing w:after="20"/>
             </w:pPr>
             <w:r/>
@@ -2127,7 +2071,6 @@
           </w:tcPr>
           <w:p>
             <w:pPr>
-              <w:keepNext/>
               <w:spacing w:after="20"/>
             </w:pPr>
             <w:r/>
@@ -2151,7 +2094,6 @@
           </w:tcPr>
           <w:p>
             <w:pPr>
-              <w:keepNext/>
               <w:spacing w:after="20"/>
             </w:pPr>
             <w:r/>
@@ -2170,7 +2112,6 @@
           </w:tcPr>
           <w:p>
             <w:pPr>
-              <w:keepNext/>
               <w:spacing w:after="20"/>
             </w:pPr>
             <w:r/>
@@ -2238,7 +2179,6 @@
     </w:p>
     <w:tbl>
       <w:tblPr>
-        <w:tblW w:type="auto" w:w="0"/>
         <w:jc w:val="center"/>
         <w:tblLayout w:type="fixed"/>
         <w:tblLook w:firstColumn="1" w:firstRow="1" w:lastColumn="0" w:lastRow="0" w:noHBand="0" w:noVBand="1" w:val="04A0"/>
@@ -2250,10 +2190,12 @@
           <w:insideH w:val="single" w:sz="4" w:color="BFBFBF"/>
           <w:insideV w:val="single" w:sz="4" w:color="BFBFBF"/>
         </w:tblBorders>
+        <w:tblW w:w="9638" w:type="dxa"/>
+        <w:tblLayout w:type="fixed"/>
       </w:tblPr>
       <w:tblGrid>
-        <w:gridCol w:w="4819"/>
-        <w:gridCol w:w="4819"/>
+        <w:gridCol w:w="5783"/>
+        <w:gridCol w:w="3855"/>
       </w:tblGrid>
       <w:tr>
         <w:trPr>
@@ -2353,7 +2295,6 @@
           </w:tcPr>
           <w:p>
             <w:pPr>
-              <w:keepNext/>
               <w:spacing w:after="20"/>
             </w:pPr>
             <w:r/>
@@ -2372,7 +2313,6 @@
           </w:tcPr>
           <w:p>
             <w:pPr>
-              <w:keepNext/>
               <w:spacing w:after="20"/>
             </w:pPr>
             <w:r/>
@@ -2395,7 +2335,6 @@
           </w:tcPr>
           <w:p>
             <w:pPr>
-              <w:keepNext/>
               <w:spacing w:after="20"/>
             </w:pPr>
             <w:r/>
@@ -2413,7 +2352,6 @@
           </w:tcPr>
           <w:p>
             <w:pPr>
-              <w:keepNext/>
               <w:spacing w:after="20"/>
             </w:pPr>
             <w:r/>
@@ -2437,7 +2375,6 @@
           </w:tcPr>
           <w:p>
             <w:pPr>
-              <w:keepNext/>
               <w:spacing w:after="20"/>
             </w:pPr>
             <w:r/>
@@ -2456,7 +2393,6 @@
           </w:tcPr>
           <w:p>
             <w:pPr>
-              <w:keepNext/>
               <w:spacing w:after="20"/>
             </w:pPr>
             <w:r/>
@@ -2783,7 +2719,6 @@
     </w:p>
     <w:tbl>
       <w:tblPr>
-        <w:tblW w:type="auto" w:w="0"/>
         <w:jc w:val="center"/>
         <w:tblLayout w:type="fixed"/>
         <w:tblLook w:firstColumn="1" w:firstRow="1" w:lastColumn="0" w:lastRow="0" w:noHBand="0" w:noVBand="1" w:val="04A0"/>
@@ -2795,14 +2730,16 @@
           <w:insideH w:val="single" w:sz="4" w:color="BFBFBF"/>
           <w:insideV w:val="single" w:sz="4" w:color="BFBFBF"/>
         </w:tblBorders>
+        <w:tblW w:w="9639" w:type="dxa"/>
+        <w:tblLayout w:type="fixed"/>
       </w:tblPr>
       <w:tblGrid>
-        <w:gridCol w:w="1606"/>
-        <w:gridCol w:w="1606"/>
-        <w:gridCol w:w="1606"/>
-        <w:gridCol w:w="1606"/>
-        <w:gridCol w:w="1606"/>
-        <w:gridCol w:w="1606"/>
+        <w:gridCol w:w="688"/>
+        <w:gridCol w:w="4475"/>
+        <w:gridCol w:w="1033"/>
+        <w:gridCol w:w="947"/>
+        <w:gridCol w:w="1205"/>
+        <w:gridCol w:w="1291"/>
       </w:tblGrid>
       <w:tr>
         <w:trPr>
@@ -3053,7 +2990,6 @@
           </w:tcPr>
           <w:p>
             <w:pPr>
-              <w:keepNext/>
               <w:spacing w:after="20"/>
             </w:pPr>
             <w:r/>
@@ -3072,7 +3008,6 @@
           </w:tcPr>
           <w:p>
             <w:pPr>
-              <w:keepNext/>
               <w:spacing w:after="20"/>
             </w:pPr>
             <w:r/>
@@ -3091,7 +3026,6 @@
           </w:tcPr>
           <w:p>
             <w:pPr>
-              <w:keepNext/>
               <w:spacing w:after="20"/>
             </w:pPr>
             <w:r/>
@@ -3110,7 +3044,6 @@
           </w:tcPr>
           <w:p>
             <w:pPr>
-              <w:keepNext/>
               <w:spacing w:after="20"/>
             </w:pPr>
             <w:r/>
@@ -3129,7 +3062,6 @@
           </w:tcPr>
           <w:p>
             <w:pPr>
-              <w:keepNext/>
               <w:spacing w:after="20"/>
             </w:pPr>
             <w:r/>
@@ -3148,7 +3080,6 @@
           </w:tcPr>
           <w:p>
             <w:pPr>
-              <w:keepNext/>
               <w:spacing w:after="20"/>
             </w:pPr>
             <w:r/>
@@ -3170,7 +3101,6 @@
           </w:tcPr>
           <w:p>
             <w:pPr>
-              <w:keepNext/>
               <w:spacing w:after="20"/>
             </w:pPr>
             <w:r/>
@@ -3188,7 +3118,6 @@
           </w:tcPr>
           <w:p>
             <w:pPr>
-              <w:keepNext/>
               <w:spacing w:after="20"/>
             </w:pPr>
             <w:r/>
@@ -3206,7 +3135,6 @@
           </w:tcPr>
           <w:p>
             <w:pPr>
-              <w:keepNext/>
               <w:spacing w:after="20"/>
             </w:pPr>
             <w:r/>
@@ -3224,7 +3152,6 @@
           </w:tcPr>
           <w:p>
             <w:pPr>
-              <w:keepNext/>
               <w:spacing w:after="20"/>
             </w:pPr>
             <w:r/>
@@ -3242,7 +3169,6 @@
           </w:tcPr>
           <w:p>
             <w:pPr>
-              <w:keepNext/>
               <w:spacing w:after="20"/>
             </w:pPr>
             <w:r/>
@@ -3260,7 +3186,6 @@
           </w:tcPr>
           <w:p>
             <w:pPr>
-              <w:keepNext/>
               <w:spacing w:after="20"/>
             </w:pPr>
             <w:r/>
@@ -3283,7 +3208,6 @@
           </w:tcPr>
           <w:p>
             <w:pPr>
-              <w:keepNext/>
               <w:spacing w:after="20"/>
             </w:pPr>
             <w:r/>
@@ -3302,7 +3226,6 @@
           </w:tcPr>
           <w:p>
             <w:pPr>
-              <w:keepNext/>
               <w:spacing w:after="20"/>
             </w:pPr>
             <w:r/>
@@ -3321,7 +3244,6 @@
           </w:tcPr>
           <w:p>
             <w:pPr>
-              <w:keepNext/>
               <w:spacing w:after="20"/>
             </w:pPr>
             <w:r/>
@@ -3340,7 +3262,6 @@
           </w:tcPr>
           <w:p>
             <w:pPr>
-              <w:keepNext/>
               <w:spacing w:after="20"/>
             </w:pPr>
             <w:r/>
@@ -3359,7 +3280,6 @@
           </w:tcPr>
           <w:p>
             <w:pPr>
-              <w:keepNext/>
               <w:spacing w:after="20"/>
             </w:pPr>
             <w:r/>
@@ -3378,7 +3298,6 @@
           </w:tcPr>
           <w:p>
             <w:pPr>
-              <w:keepNext/>
               <w:spacing w:after="20"/>
             </w:pPr>
             <w:r/>
@@ -3511,7 +3430,6 @@
     </w:p>
     <w:tbl>
       <w:tblPr>
-        <w:tblW w:type="auto" w:w="0"/>
         <w:jc w:val="center"/>
         <w:tblLayout w:type="fixed"/>
         <w:tblLook w:firstColumn="1" w:firstRow="1" w:lastColumn="0" w:lastRow="0" w:noHBand="0" w:noVBand="1" w:val="04A0"/>
@@ -3523,10 +3441,12 @@
           <w:insideH w:val="single" w:sz="4" w:color="BFBFBF"/>
           <w:insideV w:val="single" w:sz="4" w:color="BFBFBF"/>
         </w:tblBorders>
+        <w:tblW w:w="9638" w:type="dxa"/>
+        <w:tblLayout w:type="fixed"/>
       </w:tblPr>
       <w:tblGrid>
-        <w:gridCol w:w="4819"/>
-        <w:gridCol w:w="4819"/>
+        <w:gridCol w:w="7274"/>
+        <w:gridCol w:w="2364"/>
       </w:tblGrid>
       <w:tr>
         <w:trPr>
@@ -3627,7 +3547,6 @@
           </w:tcPr>
           <w:p>
             <w:pPr>
-              <w:keepNext/>
               <w:spacing w:after="20"/>
             </w:pPr>
             <w:r/>
@@ -3646,7 +3565,6 @@
           </w:tcPr>
           <w:p>
             <w:pPr>
-              <w:keepNext/>
               <w:spacing w:after="20"/>
               <w:jc w:val="right"/>
             </w:pPr>
@@ -3670,7 +3588,6 @@
           </w:tcPr>
           <w:p>
             <w:pPr>
-              <w:keepNext/>
               <w:spacing w:after="20"/>
             </w:pPr>
             <w:r/>
@@ -3688,7 +3605,6 @@
           </w:tcPr>
           <w:p>
             <w:pPr>
-              <w:keepNext/>
               <w:spacing w:after="20"/>
               <w:jc w:val="right"/>
             </w:pPr>
@@ -3713,7 +3629,6 @@
           </w:tcPr>
           <w:p>
             <w:pPr>
-              <w:keepNext/>
               <w:spacing w:after="20"/>
             </w:pPr>
             <w:r/>
@@ -3732,7 +3647,6 @@
           </w:tcPr>
           <w:p>
             <w:pPr>
-              <w:keepNext/>
               <w:spacing w:after="20"/>
               <w:jc w:val="right"/>
             </w:pPr>
@@ -3931,6 +3845,9 @@
       </w:r>
     </w:p>
     <w:p>
+      <w:pPr>
+        <w:keepNext/>
+      </w:pPr>
       <w:r>
         <w:rPr>
           <w:i w:val="0"/>
